--- a/backend-exhibits/onedrive or sharepoint to onedrive or sharepoint standard included.docx
+++ b/backend-exhibits/onedrive or sharepoint to onedrive or sharepoint standard included.docx
@@ -39,14 +39,14 @@
               <w:ind w:left="52"/>
               <w:jc w:val="center"/>
               <w:rPr>
-                <w:rFonts w:ascii="Arial" w:hAnsi="Arial" w:cs="Arial"/>
-                <w:sz w:val="21"/>
-                <w:szCs w:val="21"/>
-              </w:rPr>
-            </w:pPr>
-            <w:r>
-              <w:rPr>
-                <w:rFonts w:ascii="Arial" w:eastAsia="Arial" w:hAnsi="Arial" w:cs="Arial"/>
+                <w:rFonts w:ascii="Arial" w:hAnsi="Arial" w:cs="Arial" w:eastAsia="Arial"/>
+                <w:sz w:val="21"/>
+                <w:szCs w:val="21"/>
+              </w:rPr>
+            </w:pPr>
+            <w:r>
+              <w:rPr>
+                <w:rFonts w:ascii="Arial" w:hAnsi="Arial" w:cs="Arial" w:eastAsia="Arial"/>
                 <w:b/>
                 <w:sz w:val="21"/>
                 <w:szCs w:val="21"/>
@@ -55,7 +55,7 @@
             </w:r>
             <w:r>
               <w:rPr>
-                <w:rFonts w:ascii="Arial" w:eastAsia="Arial" w:hAnsi="Arial" w:cs="Arial"/>
+                <w:rFonts w:ascii="Arial" w:hAnsi="Arial" w:cs="Arial" w:eastAsia="Arial"/>
                 <w:b/>
                 <w:sz w:val="21"/>
                 <w:szCs w:val="21"/>
@@ -64,7 +64,7 @@
             </w:r>
             <w:r>
               <w:rPr>
-                <w:rFonts w:ascii="Arial" w:eastAsia="Arial" w:hAnsi="Arial" w:cs="Arial"/>
+                <w:rFonts w:ascii="Arial" w:hAnsi="Arial" w:cs="Arial" w:eastAsia="Arial"/>
                 <w:b/>
                 <w:sz w:val="21"/>
                 <w:szCs w:val="21"/>
@@ -73,7 +73,7 @@
             </w:r>
             <w:r>
               <w:rPr>
-                <w:rFonts w:ascii="Arial" w:eastAsia="Arial" w:hAnsi="Arial" w:cs="Arial"/>
+                <w:rFonts w:ascii="Arial" w:hAnsi="Arial" w:cs="Arial" w:eastAsia="Arial"/>
                 <w:b/>
                 <w:sz w:val="21"/>
                 <w:szCs w:val="21"/>
@@ -82,7 +82,7 @@
             </w:r>
             <w:r>
               <w:rPr>
-                <w:rFonts w:ascii="Arial" w:eastAsia="Arial" w:hAnsi="Arial" w:cs="Arial"/>
+                <w:rFonts w:ascii="Arial" w:hAnsi="Arial" w:cs="Arial" w:eastAsia="Arial"/>
                 <w:b/>
                 <w:sz w:val="21"/>
                 <w:szCs w:val="21"/>
@@ -91,7 +91,7 @@
             </w:r>
             <w:r>
               <w:rPr>
-                <w:rFonts w:ascii="Arial" w:eastAsia="Arial" w:hAnsi="Arial" w:cs="Arial"/>
+                <w:rFonts w:ascii="Arial" w:hAnsi="Arial" w:cs="Arial" w:eastAsia="Arial"/>
                 <w:b/>
                 <w:sz w:val="21"/>
                 <w:szCs w:val="21"/>
@@ -119,16 +119,16 @@
             <w:pPr>
               <w:ind w:left="3"/>
               <w:rPr>
-                <w:rFonts w:ascii="Arial" w:hAnsi="Arial" w:cs="Arial"/>
-                <w:b/>
-                <w:bCs/>
-                <w:sz w:val="21"/>
-                <w:szCs w:val="21"/>
-              </w:rPr>
-            </w:pPr>
-            <w:r>
-              <w:rPr>
-                <w:rFonts w:ascii="Arial" w:hAnsi="Arial" w:cs="Arial"/>
+                <w:rFonts w:ascii="Arial" w:hAnsi="Arial" w:cs="Arial" w:eastAsia="Arial"/>
+                <w:b/>
+                <w:bCs/>
+                <w:sz w:val="21"/>
+                <w:szCs w:val="21"/>
+              </w:rPr>
+            </w:pPr>
+            <w:r>
+              <w:rPr>
+                <w:rFonts w:ascii="Arial" w:hAnsi="Arial" w:cs="Arial" w:eastAsia="Arial"/>
                 <w:b/>
                 <w:bCs/>
                 <w:sz w:val="21"/>
@@ -152,14 +152,14 @@
             <w:pPr>
               <w:spacing w:line="240" w:lineRule="auto"/>
               <w:rPr>
-                <w:rFonts w:ascii="Arial" w:hAnsi="Arial" w:cs="Arial"/>
-                <w:sz w:val="21"/>
-                <w:szCs w:val="21"/>
-              </w:rPr>
-            </w:pPr>
-            <w:r>
-              <w:rPr>
-                <w:rFonts w:ascii="Arial" w:hAnsi="Arial" w:cs="Arial"/>
+                <w:rFonts w:ascii="Arial" w:hAnsi="Arial" w:cs="Arial" w:eastAsia="Arial"/>
+                <w:sz w:val="21"/>
+                <w:szCs w:val="21"/>
+              </w:rPr>
+            </w:pPr>
+            <w:r>
+              <w:rPr>
+                <w:rFonts w:ascii="Arial" w:hAnsi="Arial" w:cs="Arial" w:eastAsia="Arial"/>
                 <w:sz w:val="21"/>
                 <w:szCs w:val="21"/>
               </w:rPr>
@@ -186,16 +186,16 @@
             <w:pPr>
               <w:ind w:left="3"/>
               <w:rPr>
-                <w:rFonts w:ascii="Arial" w:hAnsi="Arial" w:cs="Arial"/>
-                <w:b/>
-                <w:bCs/>
-                <w:sz w:val="21"/>
-                <w:szCs w:val="21"/>
-              </w:rPr>
-            </w:pPr>
-            <w:r>
-              <w:rPr>
-                <w:rFonts w:ascii="Arial" w:hAnsi="Arial" w:cs="Arial"/>
+                <w:rFonts w:ascii="Arial" w:hAnsi="Arial" w:cs="Arial" w:eastAsia="Arial"/>
+                <w:b/>
+                <w:bCs/>
+                <w:sz w:val="21"/>
+                <w:szCs w:val="21"/>
+              </w:rPr>
+            </w:pPr>
+            <w:r>
+              <w:rPr>
+                <w:rFonts w:ascii="Arial" w:hAnsi="Arial" w:cs="Arial" w:eastAsia="Arial"/>
                 <w:b/>
                 <w:bCs/>
                 <w:sz w:val="21"/>
@@ -219,14 +219,14 @@
             <w:pPr>
               <w:spacing w:line="240" w:lineRule="auto"/>
               <w:rPr>
-                <w:rFonts w:ascii="Arial" w:hAnsi="Arial" w:cs="Arial"/>
-                <w:sz w:val="21"/>
-                <w:szCs w:val="21"/>
-              </w:rPr>
-            </w:pPr>
-            <w:r>
-              <w:rPr>
-                <w:rFonts w:ascii="Arial" w:hAnsi="Arial" w:cs="Arial"/>
+                <w:rFonts w:ascii="Arial" w:hAnsi="Arial" w:cs="Arial" w:eastAsia="Arial"/>
+                <w:sz w:val="21"/>
+                <w:szCs w:val="21"/>
+              </w:rPr>
+            </w:pPr>
+            <w:r>
+              <w:rPr>
+                <w:rFonts w:ascii="Arial" w:hAnsi="Arial" w:cs="Arial" w:eastAsia="Arial"/>
                 <w:sz w:val="21"/>
                 <w:szCs w:val="21"/>
               </w:rPr>
@@ -253,16 +253,16 @@
             <w:pPr>
               <w:ind w:left="3"/>
               <w:rPr>
-                <w:rFonts w:ascii="Arial" w:hAnsi="Arial" w:cs="Arial"/>
-                <w:b/>
-                <w:bCs/>
-                <w:sz w:val="21"/>
-                <w:szCs w:val="21"/>
-              </w:rPr>
-            </w:pPr>
-            <w:r>
-              <w:rPr>
-                <w:rFonts w:ascii="Arial" w:hAnsi="Arial" w:cs="Arial"/>
+                <w:rFonts w:ascii="Arial" w:hAnsi="Arial" w:cs="Arial" w:eastAsia="Arial"/>
+                <w:b/>
+                <w:bCs/>
+                <w:sz w:val="21"/>
+                <w:szCs w:val="21"/>
+              </w:rPr>
+            </w:pPr>
+            <w:r>
+              <w:rPr>
+                <w:rFonts w:ascii="Arial" w:hAnsi="Arial" w:cs="Arial" w:eastAsia="Arial"/>
                 <w:b/>
                 <w:bCs/>
                 <w:sz w:val="21"/>
@@ -286,14 +286,14 @@
             <w:pPr>
               <w:spacing w:line="240" w:lineRule="auto"/>
               <w:rPr>
-                <w:rFonts w:ascii="Arial" w:hAnsi="Arial" w:cs="Arial"/>
-                <w:sz w:val="21"/>
-                <w:szCs w:val="21"/>
-              </w:rPr>
-            </w:pPr>
-            <w:r>
-              <w:rPr>
-                <w:rFonts w:ascii="Arial" w:hAnsi="Arial" w:cs="Arial"/>
+                <w:rFonts w:ascii="Arial" w:hAnsi="Arial" w:cs="Arial" w:eastAsia="Arial"/>
+                <w:sz w:val="21"/>
+                <w:szCs w:val="21"/>
+              </w:rPr>
+            </w:pPr>
+            <w:r>
+              <w:rPr>
+                <w:rFonts w:ascii="Arial" w:hAnsi="Arial" w:cs="Arial" w:eastAsia="Arial"/>
                 <w:sz w:val="21"/>
                 <w:szCs w:val="21"/>
               </w:rPr>
@@ -302,7 +302,7 @@
             <w:proofErr w:type="spellStart"/>
             <w:r>
               <w:rPr>
-                <w:rFonts w:ascii="Arial" w:hAnsi="Arial" w:cs="Arial"/>
+                <w:rFonts w:ascii="Arial" w:hAnsi="Arial" w:cs="Arial" w:eastAsia="Arial"/>
                 <w:sz w:val="21"/>
                 <w:szCs w:val="21"/>
               </w:rPr>
@@ -311,7 +311,7 @@
             <w:proofErr w:type="spellEnd"/>
             <w:r>
               <w:rPr>
-                <w:rFonts w:ascii="Arial" w:hAnsi="Arial" w:cs="Arial"/>
+                <w:rFonts w:ascii="Arial" w:hAnsi="Arial" w:cs="Arial" w:eastAsia="Arial"/>
                 <w:sz w:val="21"/>
                 <w:szCs w:val="21"/>
               </w:rPr>
@@ -338,16 +338,16 @@
             <w:pPr>
               <w:ind w:left="3"/>
               <w:rPr>
-                <w:rFonts w:ascii="Arial" w:hAnsi="Arial" w:cs="Arial"/>
-                <w:b/>
-                <w:bCs/>
-                <w:sz w:val="21"/>
-                <w:szCs w:val="21"/>
-              </w:rPr>
-            </w:pPr>
-            <w:r>
-              <w:rPr>
-                <w:rFonts w:ascii="Arial" w:hAnsi="Arial" w:cs="Arial"/>
+                <w:rFonts w:ascii="Arial" w:hAnsi="Arial" w:cs="Arial" w:eastAsia="Arial"/>
+                <w:b/>
+                <w:bCs/>
+                <w:sz w:val="21"/>
+                <w:szCs w:val="21"/>
+              </w:rPr>
+            </w:pPr>
+            <w:r>
+              <w:rPr>
+                <w:rFonts w:ascii="Arial" w:hAnsi="Arial" w:cs="Arial" w:eastAsia="Arial"/>
                 <w:b/>
                 <w:bCs/>
                 <w:sz w:val="21"/>
@@ -371,14 +371,14 @@
             <w:pPr>
               <w:spacing w:line="240" w:lineRule="auto"/>
               <w:rPr>
-                <w:rFonts w:ascii="Arial" w:hAnsi="Arial" w:cs="Arial"/>
-                <w:sz w:val="21"/>
-                <w:szCs w:val="21"/>
-              </w:rPr>
-            </w:pPr>
-            <w:r>
-              <w:rPr>
-                <w:rFonts w:ascii="Arial" w:hAnsi="Arial" w:cs="Arial"/>
+                <w:rFonts w:ascii="Arial" w:hAnsi="Arial" w:cs="Arial" w:eastAsia="Arial"/>
+                <w:sz w:val="21"/>
+                <w:szCs w:val="21"/>
+              </w:rPr>
+            </w:pPr>
+            <w:r>
+              <w:rPr>
+                <w:rFonts w:ascii="Arial" w:hAnsi="Arial" w:cs="Arial" w:eastAsia="Arial"/>
                 <w:sz w:val="21"/>
                 <w:szCs w:val="21"/>
               </w:rPr>
@@ -405,16 +405,16 @@
             <w:pPr>
               <w:ind w:left="3"/>
               <w:rPr>
-                <w:rFonts w:ascii="Arial" w:hAnsi="Arial" w:cs="Arial"/>
-                <w:b/>
-                <w:bCs/>
-                <w:sz w:val="21"/>
-                <w:szCs w:val="21"/>
-              </w:rPr>
-            </w:pPr>
-            <w:r>
-              <w:rPr>
-                <w:rFonts w:ascii="Arial" w:hAnsi="Arial" w:cs="Arial"/>
+                <w:rFonts w:ascii="Arial" w:hAnsi="Arial" w:cs="Arial" w:eastAsia="Arial"/>
+                <w:b/>
+                <w:bCs/>
+                <w:sz w:val="21"/>
+                <w:szCs w:val="21"/>
+              </w:rPr>
+            </w:pPr>
+            <w:r>
+              <w:rPr>
+                <w:rFonts w:ascii="Arial" w:hAnsi="Arial" w:cs="Arial" w:eastAsia="Arial"/>
                 <w:b/>
                 <w:bCs/>
                 <w:sz w:val="21"/>
@@ -437,7 +437,7 @@
           <w:p>
             <w:pPr>
               <w:rPr>
-                <w:rFonts w:ascii="Arial" w:hAnsi="Arial" w:cs="Arial"/>
+                <w:rFonts w:ascii="Arial" w:hAnsi="Arial" w:cs="Arial" w:eastAsia="Arial"/>
                 <w:sz w:val="21"/>
                 <w:szCs w:val="21"/>
               </w:rPr>
@@ -445,7 +445,7 @@
             <w:proofErr w:type="spellStart"/>
             <w:r>
               <w:rPr>
-                <w:rFonts w:ascii="Arial" w:hAnsi="Arial" w:cs="Arial"/>
+                <w:rFonts w:ascii="Arial" w:hAnsi="Arial" w:cs="Arial" w:eastAsia="Arial"/>
                 <w:sz w:val="21"/>
                 <w:szCs w:val="21"/>
               </w:rPr>
@@ -454,7 +454,7 @@
             <w:proofErr w:type="spellEnd"/>
             <w:r>
               <w:rPr>
-                <w:rFonts w:ascii="Arial" w:hAnsi="Arial" w:cs="Arial"/>
+                <w:rFonts w:ascii="Arial" w:hAnsi="Arial" w:cs="Arial" w:eastAsia="Arial"/>
                 <w:sz w:val="21"/>
                 <w:szCs w:val="21"/>
               </w:rPr>
@@ -481,16 +481,16 @@
             <w:pPr>
               <w:ind w:left="3"/>
               <w:rPr>
-                <w:rFonts w:ascii="Arial" w:hAnsi="Arial" w:cs="Arial"/>
-                <w:b/>
-                <w:bCs/>
-                <w:sz w:val="21"/>
-                <w:szCs w:val="21"/>
-              </w:rPr>
-            </w:pPr>
-            <w:r>
-              <w:rPr>
-                <w:rFonts w:ascii="Arial" w:hAnsi="Arial" w:cs="Arial"/>
+                <w:rFonts w:ascii="Arial" w:hAnsi="Arial" w:cs="Arial" w:eastAsia="Arial"/>
+                <w:b/>
+                <w:bCs/>
+                <w:sz w:val="21"/>
+                <w:szCs w:val="21"/>
+              </w:rPr>
+            </w:pPr>
+            <w:r>
+              <w:rPr>
+                <w:rFonts w:ascii="Arial" w:hAnsi="Arial" w:cs="Arial" w:eastAsia="Arial"/>
                 <w:b/>
                 <w:bCs/>
                 <w:sz w:val="21"/>
@@ -513,7 +513,7 @@
           <w:p>
             <w:pPr>
               <w:rPr>
-                <w:rFonts w:ascii="Arial" w:hAnsi="Arial" w:cs="Arial"/>
+                <w:rFonts w:ascii="Arial" w:hAnsi="Arial" w:cs="Arial" w:eastAsia="Arial"/>
                 <w:sz w:val="21"/>
                 <w:szCs w:val="21"/>
               </w:rPr>
@@ -521,7 +521,7 @@
             <w:proofErr w:type="spellStart"/>
             <w:r>
               <w:rPr>
-                <w:rFonts w:ascii="Arial" w:hAnsi="Arial" w:cs="Arial"/>
+                <w:rFonts w:ascii="Arial" w:hAnsi="Arial" w:cs="Arial" w:eastAsia="Arial"/>
                 <w:sz w:val="21"/>
                 <w:szCs w:val="21"/>
               </w:rPr>
@@ -530,7 +530,7 @@
             <w:proofErr w:type="spellEnd"/>
             <w:r>
               <w:rPr>
-                <w:rFonts w:ascii="Arial" w:hAnsi="Arial" w:cs="Arial"/>
+                <w:rFonts w:ascii="Arial" w:hAnsi="Arial" w:cs="Arial" w:eastAsia="Arial"/>
                 <w:sz w:val="21"/>
                 <w:szCs w:val="21"/>
               </w:rPr>
@@ -557,16 +557,16 @@
             <w:pPr>
               <w:ind w:left="3"/>
               <w:rPr>
-                <w:rFonts w:ascii="Arial" w:hAnsi="Arial" w:cs="Arial"/>
-                <w:b/>
-                <w:bCs/>
-                <w:sz w:val="21"/>
-                <w:szCs w:val="21"/>
-              </w:rPr>
-            </w:pPr>
-            <w:r>
-              <w:rPr>
-                <w:rFonts w:ascii="Arial" w:hAnsi="Arial" w:cs="Arial"/>
+                <w:rFonts w:ascii="Arial" w:hAnsi="Arial" w:cs="Arial" w:eastAsia="Arial"/>
+                <w:b/>
+                <w:bCs/>
+                <w:sz w:val="21"/>
+                <w:szCs w:val="21"/>
+              </w:rPr>
+            </w:pPr>
+            <w:r>
+              <w:rPr>
+                <w:rFonts w:ascii="Arial" w:hAnsi="Arial" w:cs="Arial" w:eastAsia="Arial"/>
                 <w:b/>
                 <w:bCs/>
                 <w:sz w:val="21"/>
@@ -589,7 +589,7 @@
           <w:p>
             <w:pPr>
               <w:rPr>
-                <w:rFonts w:ascii="Arial" w:hAnsi="Arial" w:cs="Arial"/>
+                <w:rFonts w:ascii="Arial" w:hAnsi="Arial" w:cs="Arial" w:eastAsia="Arial"/>
                 <w:sz w:val="21"/>
                 <w:szCs w:val="21"/>
               </w:rPr>
@@ -597,7 +597,7 @@
             <w:proofErr w:type="spellStart"/>
             <w:r>
               <w:rPr>
-                <w:rFonts w:ascii="Arial" w:hAnsi="Arial" w:cs="Arial"/>
+                <w:rFonts w:ascii="Arial" w:hAnsi="Arial" w:cs="Arial" w:eastAsia="Arial"/>
                 <w:sz w:val="21"/>
                 <w:szCs w:val="21"/>
               </w:rPr>
@@ -606,7 +606,7 @@
             <w:proofErr w:type="spellEnd"/>
             <w:r>
               <w:rPr>
-                <w:rFonts w:ascii="Arial" w:hAnsi="Arial" w:cs="Arial"/>
+                <w:rFonts w:ascii="Arial" w:hAnsi="Arial" w:cs="Arial" w:eastAsia="Arial"/>
                 <w:sz w:val="21"/>
                 <w:szCs w:val="21"/>
               </w:rPr>
@@ -633,16 +633,16 @@
             <w:pPr>
               <w:ind w:left="3"/>
               <w:rPr>
-                <w:rFonts w:ascii="Arial" w:hAnsi="Arial" w:cs="Arial"/>
-                <w:b/>
-                <w:bCs/>
-                <w:sz w:val="21"/>
-                <w:szCs w:val="21"/>
-              </w:rPr>
-            </w:pPr>
-            <w:r>
-              <w:rPr>
-                <w:rFonts w:ascii="Arial" w:hAnsi="Arial" w:cs="Arial"/>
+                <w:rFonts w:ascii="Arial" w:hAnsi="Arial" w:cs="Arial" w:eastAsia="Arial"/>
+                <w:b/>
+                <w:bCs/>
+                <w:sz w:val="21"/>
+                <w:szCs w:val="21"/>
+              </w:rPr>
+            </w:pPr>
+            <w:r>
+              <w:rPr>
+                <w:rFonts w:ascii="Arial" w:hAnsi="Arial" w:cs="Arial" w:eastAsia="Arial"/>
                 <w:b/>
                 <w:bCs/>
                 <w:sz w:val="21"/>
@@ -665,7 +665,7 @@
           <w:p>
             <w:pPr>
               <w:rPr>
-                <w:rFonts w:ascii="Arial" w:hAnsi="Arial" w:cs="Arial"/>
+                <w:rFonts w:ascii="Arial" w:hAnsi="Arial" w:cs="Arial" w:eastAsia="Arial"/>
                 <w:sz w:val="21"/>
                 <w:szCs w:val="21"/>
               </w:rPr>
@@ -673,7 +673,7 @@
             <w:proofErr w:type="spellStart"/>
             <w:r>
               <w:rPr>
-                <w:rFonts w:ascii="Arial" w:hAnsi="Arial" w:cs="Arial"/>
+                <w:rFonts w:ascii="Arial" w:hAnsi="Arial" w:cs="Arial" w:eastAsia="Arial"/>
                 <w:sz w:val="21"/>
                 <w:szCs w:val="21"/>
               </w:rPr>
@@ -682,7 +682,7 @@
             <w:proofErr w:type="spellEnd"/>
             <w:r>
               <w:rPr>
-                <w:rFonts w:ascii="Arial" w:hAnsi="Arial" w:cs="Arial"/>
+                <w:rFonts w:ascii="Arial" w:hAnsi="Arial" w:cs="Arial" w:eastAsia="Arial"/>
                 <w:sz w:val="21"/>
                 <w:szCs w:val="21"/>
               </w:rPr>
@@ -709,16 +709,16 @@
             <w:pPr>
               <w:ind w:left="3"/>
               <w:rPr>
-                <w:rFonts w:ascii="Arial" w:hAnsi="Arial" w:cs="Arial"/>
-                <w:b/>
-                <w:bCs/>
-                <w:sz w:val="21"/>
-                <w:szCs w:val="21"/>
-              </w:rPr>
-            </w:pPr>
-            <w:r>
-              <w:rPr>
-                <w:rFonts w:ascii="Arial" w:hAnsi="Arial" w:cs="Arial"/>
+                <w:rFonts w:ascii="Arial" w:hAnsi="Arial" w:cs="Arial" w:eastAsia="Arial"/>
+                <w:b/>
+                <w:bCs/>
+                <w:sz w:val="21"/>
+                <w:szCs w:val="21"/>
+              </w:rPr>
+            </w:pPr>
+            <w:r>
+              <w:rPr>
+                <w:rFonts w:ascii="Arial" w:hAnsi="Arial" w:cs="Arial" w:eastAsia="Arial"/>
                 <w:b/>
                 <w:bCs/>
                 <w:sz w:val="21"/>
@@ -741,7 +741,7 @@
           <w:p>
             <w:pPr>
               <w:rPr>
-                <w:rFonts w:ascii="Arial" w:hAnsi="Arial" w:cs="Arial"/>
+                <w:rFonts w:ascii="Arial" w:hAnsi="Arial" w:cs="Arial" w:eastAsia="Arial"/>
                 <w:sz w:val="21"/>
                 <w:szCs w:val="21"/>
               </w:rPr>
@@ -749,7 +749,7 @@
             <w:proofErr w:type="spellStart"/>
             <w:r>
               <w:rPr>
-                <w:rFonts w:ascii="Arial" w:hAnsi="Arial" w:cs="Arial"/>
+                <w:rFonts w:ascii="Arial" w:hAnsi="Arial" w:cs="Arial" w:eastAsia="Arial"/>
                 <w:sz w:val="21"/>
                 <w:szCs w:val="21"/>
               </w:rPr>
@@ -758,7 +758,7 @@
             <w:proofErr w:type="spellEnd"/>
             <w:r>
               <w:rPr>
-                <w:rFonts w:ascii="Arial" w:hAnsi="Arial" w:cs="Arial"/>
+                <w:rFonts w:ascii="Arial" w:hAnsi="Arial" w:cs="Arial" w:eastAsia="Arial"/>
                 <w:sz w:val="21"/>
                 <w:szCs w:val="21"/>
               </w:rPr>
@@ -767,7 +767,7 @@
             <w:proofErr w:type="gramStart"/>
             <w:r>
               <w:rPr>
-                <w:rFonts w:ascii="Arial" w:hAnsi="Arial" w:cs="Arial"/>
+                <w:rFonts w:ascii="Arial" w:hAnsi="Arial" w:cs="Arial" w:eastAsia="Arial"/>
                 <w:sz w:val="21"/>
                 <w:szCs w:val="21"/>
               </w:rPr>
@@ -776,7 +776,7 @@
             <w:proofErr w:type="gramEnd"/>
             <w:r>
               <w:rPr>
-                <w:rFonts w:ascii="Arial" w:hAnsi="Arial" w:cs="Arial"/>
+                <w:rFonts w:ascii="Arial" w:hAnsi="Arial" w:cs="Arial" w:eastAsia="Arial"/>
                 <w:sz w:val="21"/>
                 <w:szCs w:val="21"/>
               </w:rPr>
@@ -803,16 +803,16 @@
             <w:pPr>
               <w:ind w:left="3"/>
               <w:rPr>
-                <w:rFonts w:ascii="Arial" w:hAnsi="Arial" w:cs="Arial"/>
-                <w:b/>
-                <w:bCs/>
-                <w:sz w:val="21"/>
-                <w:szCs w:val="21"/>
-              </w:rPr>
-            </w:pPr>
-            <w:r>
-              <w:rPr>
-                <w:rFonts w:ascii="Arial" w:hAnsi="Arial" w:cs="Arial"/>
+                <w:rFonts w:ascii="Arial" w:hAnsi="Arial" w:cs="Arial" w:eastAsia="Arial"/>
+                <w:b/>
+                <w:bCs/>
+                <w:sz w:val="21"/>
+                <w:szCs w:val="21"/>
+              </w:rPr>
+            </w:pPr>
+            <w:r>
+              <w:rPr>
+                <w:rFonts w:ascii="Arial" w:hAnsi="Arial" w:cs="Arial" w:eastAsia="Arial"/>
                 <w:b/>
                 <w:bCs/>
                 <w:sz w:val="21"/>
@@ -835,7 +835,7 @@
           <w:p>
             <w:pPr>
               <w:rPr>
-                <w:rFonts w:ascii="Arial" w:hAnsi="Arial" w:cs="Arial"/>
+                <w:rFonts w:ascii="Arial" w:hAnsi="Arial" w:cs="Arial" w:eastAsia="Arial"/>
                 <w:sz w:val="21"/>
                 <w:szCs w:val="21"/>
               </w:rPr>
@@ -843,7 +843,7 @@
             <w:proofErr w:type="spellStart"/>
             <w:r>
               <w:rPr>
-                <w:rFonts w:ascii="Arial" w:hAnsi="Arial" w:cs="Arial"/>
+                <w:rFonts w:ascii="Arial" w:hAnsi="Arial" w:cs="Arial" w:eastAsia="Arial"/>
                 <w:sz w:val="21"/>
                 <w:szCs w:val="21"/>
               </w:rPr>
@@ -852,7 +852,7 @@
             <w:proofErr w:type="spellEnd"/>
             <w:r>
               <w:rPr>
-                <w:rFonts w:ascii="Arial" w:hAnsi="Arial" w:cs="Arial"/>
+                <w:rFonts w:ascii="Arial" w:hAnsi="Arial" w:cs="Arial" w:eastAsia="Arial"/>
                 <w:sz w:val="21"/>
                 <w:szCs w:val="21"/>
               </w:rPr>
@@ -879,16 +879,16 @@
             <w:pPr>
               <w:ind w:left="3"/>
               <w:rPr>
-                <w:rFonts w:ascii="Arial" w:hAnsi="Arial" w:cs="Arial"/>
-                <w:b/>
-                <w:bCs/>
-                <w:sz w:val="21"/>
-                <w:szCs w:val="21"/>
-              </w:rPr>
-            </w:pPr>
-            <w:r>
-              <w:rPr>
-                <w:rFonts w:ascii="Arial" w:hAnsi="Arial" w:cs="Arial"/>
+                <w:rFonts w:ascii="Arial" w:hAnsi="Arial" w:cs="Arial" w:eastAsia="Arial"/>
+                <w:b/>
+                <w:bCs/>
+                <w:sz w:val="21"/>
+                <w:szCs w:val="21"/>
+              </w:rPr>
+            </w:pPr>
+            <w:r>
+              <w:rPr>
+                <w:rFonts w:ascii="Arial" w:hAnsi="Arial" w:cs="Arial" w:eastAsia="Arial"/>
                 <w:b/>
                 <w:bCs/>
                 <w:sz w:val="21"/>
@@ -911,14 +911,14 @@
           <w:p>
             <w:pPr>
               <w:rPr>
-                <w:rFonts w:ascii="Arial" w:hAnsi="Arial" w:cs="Arial"/>
-                <w:sz w:val="21"/>
-                <w:szCs w:val="21"/>
-              </w:rPr>
-            </w:pPr>
-            <w:r>
-              <w:rPr>
-                <w:rFonts w:ascii="Arial" w:hAnsi="Arial" w:cs="Arial"/>
+                <w:rFonts w:ascii="Arial" w:hAnsi="Arial" w:cs="Arial" w:eastAsia="Arial"/>
+                <w:sz w:val="21"/>
+                <w:szCs w:val="21"/>
+              </w:rPr>
+            </w:pPr>
+            <w:r>
+              <w:rPr>
+                <w:rFonts w:ascii="Arial" w:hAnsi="Arial" w:cs="Arial" w:eastAsia="Arial"/>
                 <w:sz w:val="21"/>
                 <w:szCs w:val="21"/>
               </w:rPr>
@@ -945,16 +945,16 @@
             <w:pPr>
               <w:ind w:left="3"/>
               <w:rPr>
-                <w:rFonts w:ascii="Arial" w:hAnsi="Arial" w:cs="Arial"/>
-                <w:b/>
-                <w:bCs/>
-                <w:sz w:val="21"/>
-                <w:szCs w:val="21"/>
-              </w:rPr>
-            </w:pPr>
-            <w:r>
-              <w:rPr>
-                <w:rFonts w:ascii="Arial" w:hAnsi="Arial" w:cs="Arial"/>
+                <w:rFonts w:ascii="Arial" w:hAnsi="Arial" w:cs="Arial" w:eastAsia="Arial"/>
+                <w:b/>
+                <w:bCs/>
+                <w:sz w:val="21"/>
+                <w:szCs w:val="21"/>
+              </w:rPr>
+            </w:pPr>
+            <w:r>
+              <w:rPr>
+                <w:rFonts w:ascii="Arial" w:hAnsi="Arial" w:cs="Arial" w:eastAsia="Arial"/>
                 <w:b/>
                 <w:bCs/>
                 <w:sz w:val="21"/>
@@ -978,14 +978,14 @@
             <w:pPr>
               <w:spacing w:line="240" w:lineRule="auto"/>
               <w:rPr>
-                <w:rFonts w:ascii="Arial" w:hAnsi="Arial" w:cs="Arial"/>
-                <w:sz w:val="21"/>
-                <w:szCs w:val="21"/>
-              </w:rPr>
-            </w:pPr>
-            <w:r>
-              <w:rPr>
-                <w:rFonts w:ascii="Arial" w:hAnsi="Arial" w:cs="Arial"/>
+                <w:rFonts w:ascii="Arial" w:hAnsi="Arial" w:cs="Arial" w:eastAsia="Arial"/>
+                <w:sz w:val="21"/>
+                <w:szCs w:val="21"/>
+              </w:rPr>
+            </w:pPr>
+            <w:r>
+              <w:rPr>
+                <w:rFonts w:ascii="Arial" w:hAnsi="Arial" w:cs="Arial" w:eastAsia="Arial"/>
                 <w:sz w:val="21"/>
                 <w:szCs w:val="21"/>
               </w:rPr>
@@ -1040,14 +1040,14 @@
               <w:ind w:left="52"/>
               <w:jc w:val="center"/>
               <w:rPr>
-                <w:rFonts w:ascii="Arial" w:hAnsi="Arial" w:cs="Arial"/>
-                <w:sz w:val="21"/>
-                <w:szCs w:val="21"/>
-              </w:rPr>
-            </w:pPr>
-            <w:r>
-              <w:rPr>
-                <w:rFonts w:ascii="Arial" w:eastAsia="Arial" w:hAnsi="Arial" w:cs="Arial"/>
+                <w:rFonts w:ascii="Arial" w:hAnsi="Arial" w:cs="Arial" w:eastAsia="Arial"/>
+                <w:sz w:val="21"/>
+                <w:szCs w:val="21"/>
+              </w:rPr>
+            </w:pPr>
+            <w:r>
+              <w:rPr>
+                <w:rFonts w:ascii="Arial" w:hAnsi="Arial" w:cs="Arial" w:eastAsia="Arial"/>
                 <w:b/>
                 <w:sz w:val="21"/>
                 <w:szCs w:val="21"/>
@@ -1056,7 +1056,7 @@
             </w:r>
             <w:r>
               <w:rPr>
-                <w:rFonts w:ascii="Arial" w:eastAsia="Arial" w:hAnsi="Arial" w:cs="Arial"/>
+                <w:rFonts w:ascii="Arial" w:hAnsi="Arial" w:cs="Arial" w:eastAsia="Arial"/>
                 <w:b/>
                 <w:sz w:val="21"/>
                 <w:szCs w:val="21"/>
@@ -1065,7 +1065,7 @@
             </w:r>
             <w:r>
               <w:rPr>
-                <w:rFonts w:ascii="Arial" w:eastAsia="Arial" w:hAnsi="Arial" w:cs="Arial"/>
+                <w:rFonts w:ascii="Arial" w:hAnsi="Arial" w:cs="Arial" w:eastAsia="Arial"/>
                 <w:b/>
                 <w:sz w:val="21"/>
                 <w:szCs w:val="21"/>
@@ -1093,16 +1093,16 @@
             <w:pPr>
               <w:ind w:left="3"/>
               <w:rPr>
-                <w:rFonts w:ascii="Arial" w:hAnsi="Arial" w:cs="Arial"/>
-                <w:b/>
-                <w:bCs/>
-                <w:sz w:val="21"/>
-                <w:szCs w:val="21"/>
-              </w:rPr>
-            </w:pPr>
-            <w:r>
-              <w:rPr>
-                <w:rFonts w:ascii="Arial" w:hAnsi="Arial" w:cs="Arial"/>
+                <w:rFonts w:ascii="Arial" w:hAnsi="Arial" w:cs="Arial" w:eastAsia="Arial"/>
+                <w:b/>
+                <w:bCs/>
+                <w:sz w:val="21"/>
+                <w:szCs w:val="21"/>
+              </w:rPr>
+            </w:pPr>
+            <w:r>
+              <w:rPr>
+                <w:rFonts w:ascii="Arial" w:hAnsi="Arial" w:cs="Arial" w:eastAsia="Arial"/>
                 <w:b/>
                 <w:bCs/>
                 <w:sz w:val="21"/>
@@ -1126,14 +1126,14 @@
             <w:pPr>
               <w:spacing w:line="240" w:lineRule="auto"/>
               <w:rPr>
-                <w:rFonts w:ascii="Arial" w:hAnsi="Arial" w:cs="Arial"/>
-                <w:sz w:val="21"/>
-                <w:szCs w:val="21"/>
-              </w:rPr>
-            </w:pPr>
-            <w:r>
-              <w:rPr>
-                <w:rFonts w:ascii="Arial" w:hAnsi="Arial" w:cs="Arial"/>
+                <w:rFonts w:ascii="Arial" w:hAnsi="Arial" w:cs="Arial" w:eastAsia="Arial"/>
+                <w:sz w:val="21"/>
+                <w:szCs w:val="21"/>
+              </w:rPr>
+            </w:pPr>
+            <w:r>
+              <w:rPr>
+                <w:rFonts w:ascii="Arial" w:hAnsi="Arial" w:cs="Arial" w:eastAsia="Arial"/>
                 <w:sz w:val="21"/>
                 <w:szCs w:val="21"/>
               </w:rPr>
@@ -1160,16 +1160,16 @@
             <w:pPr>
               <w:ind w:left="3"/>
               <w:rPr>
-                <w:rFonts w:ascii="Arial" w:hAnsi="Arial" w:cs="Arial"/>
-                <w:b/>
-                <w:bCs/>
-                <w:sz w:val="21"/>
-                <w:szCs w:val="21"/>
-              </w:rPr>
-            </w:pPr>
-            <w:r>
-              <w:rPr>
-                <w:rFonts w:ascii="Arial" w:hAnsi="Arial" w:cs="Arial"/>
+                <w:rFonts w:ascii="Arial" w:hAnsi="Arial" w:cs="Arial" w:eastAsia="Arial"/>
+                <w:b/>
+                <w:bCs/>
+                <w:sz w:val="21"/>
+                <w:szCs w:val="21"/>
+              </w:rPr>
+            </w:pPr>
+            <w:r>
+              <w:rPr>
+                <w:rFonts w:ascii="Arial" w:hAnsi="Arial" w:cs="Arial" w:eastAsia="Arial"/>
                 <w:b/>
                 <w:bCs/>
                 <w:sz w:val="21"/>
@@ -1193,14 +1193,14 @@
             <w:pPr>
               <w:spacing w:line="240" w:lineRule="auto"/>
               <w:rPr>
-                <w:rFonts w:ascii="Arial" w:hAnsi="Arial" w:cs="Arial"/>
-                <w:sz w:val="21"/>
-                <w:szCs w:val="21"/>
-              </w:rPr>
-            </w:pPr>
-            <w:r>
-              <w:rPr>
-                <w:rFonts w:ascii="Arial" w:hAnsi="Arial" w:cs="Arial"/>
+                <w:rFonts w:ascii="Arial" w:hAnsi="Arial" w:cs="Arial" w:eastAsia="Arial"/>
+                <w:sz w:val="21"/>
+                <w:szCs w:val="21"/>
+              </w:rPr>
+            </w:pPr>
+            <w:r>
+              <w:rPr>
+                <w:rFonts w:ascii="Arial" w:hAnsi="Arial" w:cs="Arial" w:eastAsia="Arial"/>
                 <w:sz w:val="21"/>
                 <w:szCs w:val="21"/>
               </w:rPr>
@@ -1227,16 +1227,16 @@
             <w:pPr>
               <w:ind w:left="3"/>
               <w:rPr>
-                <w:rFonts w:ascii="Arial" w:hAnsi="Arial" w:cs="Arial"/>
-                <w:b/>
-                <w:bCs/>
-                <w:sz w:val="21"/>
-                <w:szCs w:val="21"/>
-              </w:rPr>
-            </w:pPr>
-            <w:r>
-              <w:rPr>
-                <w:rFonts w:ascii="Arial" w:hAnsi="Arial" w:cs="Arial"/>
+                <w:rFonts w:ascii="Arial" w:hAnsi="Arial" w:cs="Arial" w:eastAsia="Arial"/>
+                <w:b/>
+                <w:bCs/>
+                <w:sz w:val="21"/>
+                <w:szCs w:val="21"/>
+              </w:rPr>
+            </w:pPr>
+            <w:r>
+              <w:rPr>
+                <w:rFonts w:ascii="Arial" w:hAnsi="Arial" w:cs="Arial" w:eastAsia="Arial"/>
                 <w:b/>
                 <w:bCs/>
                 <w:sz w:val="21"/>
@@ -1260,14 +1260,14 @@
             <w:pPr>
               <w:spacing w:line="240" w:lineRule="auto"/>
               <w:rPr>
-                <w:rFonts w:ascii="Arial" w:hAnsi="Arial" w:cs="Arial"/>
-                <w:sz w:val="21"/>
-                <w:szCs w:val="21"/>
-              </w:rPr>
-            </w:pPr>
-            <w:r>
-              <w:rPr>
-                <w:rFonts w:ascii="Arial" w:hAnsi="Arial" w:cs="Arial"/>
+                <w:rFonts w:ascii="Arial" w:hAnsi="Arial" w:cs="Arial" w:eastAsia="Arial"/>
+                <w:sz w:val="21"/>
+                <w:szCs w:val="21"/>
+              </w:rPr>
+            </w:pPr>
+            <w:r>
+              <w:rPr>
+                <w:rFonts w:ascii="Arial" w:hAnsi="Arial" w:cs="Arial" w:eastAsia="Arial"/>
                 <w:sz w:val="21"/>
                 <w:szCs w:val="21"/>
               </w:rPr>
@@ -1276,7 +1276,7 @@
             <w:proofErr w:type="spellStart"/>
             <w:r>
               <w:rPr>
-                <w:rFonts w:ascii="Arial" w:hAnsi="Arial" w:cs="Arial"/>
+                <w:rFonts w:ascii="Arial" w:hAnsi="Arial" w:cs="Arial" w:eastAsia="Arial"/>
                 <w:sz w:val="21"/>
                 <w:szCs w:val="21"/>
               </w:rPr>
@@ -1285,7 +1285,7 @@
             <w:proofErr w:type="spellEnd"/>
             <w:r>
               <w:rPr>
-                <w:rFonts w:ascii="Arial" w:hAnsi="Arial" w:cs="Arial"/>
+                <w:rFonts w:ascii="Arial" w:hAnsi="Arial" w:cs="Arial" w:eastAsia="Arial"/>
                 <w:sz w:val="21"/>
                 <w:szCs w:val="21"/>
               </w:rPr>
@@ -1293,7 +1293,7 @@
             </w:r>
             <w:r>
               <w:rPr>
-                <w:rFonts w:ascii="Arial" w:hAnsi="Arial" w:cs="Arial"/>
+                <w:rFonts w:ascii="Arial" w:hAnsi="Arial" w:cs="Arial" w:eastAsia="Arial"/>
                 <w:sz w:val="21"/>
                 <w:szCs w:val="21"/>
               </w:rPr>
@@ -1320,16 +1320,16 @@
             <w:pPr>
               <w:ind w:left="3"/>
               <w:rPr>
-                <w:rFonts w:ascii="Arial" w:hAnsi="Arial" w:cs="Arial"/>
-                <w:b/>
-                <w:bCs/>
-                <w:sz w:val="21"/>
-                <w:szCs w:val="21"/>
-              </w:rPr>
-            </w:pPr>
-            <w:r>
-              <w:rPr>
-                <w:rFonts w:ascii="Arial" w:hAnsi="Arial" w:cs="Arial"/>
+                <w:rFonts w:ascii="Arial" w:hAnsi="Arial" w:cs="Arial" w:eastAsia="Arial"/>
+                <w:b/>
+                <w:bCs/>
+                <w:sz w:val="21"/>
+                <w:szCs w:val="21"/>
+              </w:rPr>
+            </w:pPr>
+            <w:r>
+              <w:rPr>
+                <w:rFonts w:ascii="Arial" w:hAnsi="Arial" w:cs="Arial" w:eastAsia="Arial"/>
                 <w:b/>
                 <w:bCs/>
                 <w:sz w:val="21"/>
@@ -1352,14 +1352,14 @@
           <w:p>
             <w:pPr>
               <w:rPr>
-                <w:rFonts w:ascii="Arial" w:hAnsi="Arial" w:cs="Arial"/>
-                <w:sz w:val="21"/>
-                <w:szCs w:val="21"/>
-              </w:rPr>
-            </w:pPr>
-            <w:r>
-              <w:rPr>
-                <w:rFonts w:ascii="Arial" w:hAnsi="Arial" w:cs="Arial"/>
+                <w:rFonts w:ascii="Arial" w:hAnsi="Arial" w:cs="Arial" w:eastAsia="Arial"/>
+                <w:sz w:val="21"/>
+                <w:szCs w:val="21"/>
+              </w:rPr>
+            </w:pPr>
+            <w:r>
+              <w:rPr>
+                <w:rFonts w:ascii="Arial" w:hAnsi="Arial" w:cs="Arial" w:eastAsia="Arial"/>
                 <w:sz w:val="21"/>
                 <w:szCs w:val="21"/>
               </w:rPr>
@@ -1386,16 +1386,16 @@
             <w:pPr>
               <w:ind w:left="3"/>
               <w:rPr>
-                <w:rFonts w:ascii="Arial" w:hAnsi="Arial" w:cs="Arial"/>
-                <w:b/>
-                <w:bCs/>
-                <w:sz w:val="21"/>
-                <w:szCs w:val="21"/>
-              </w:rPr>
-            </w:pPr>
-            <w:r>
-              <w:rPr>
-                <w:rFonts w:ascii="Arial" w:hAnsi="Arial" w:cs="Arial"/>
+                <w:rFonts w:ascii="Arial" w:hAnsi="Arial" w:cs="Arial" w:eastAsia="Arial"/>
+                <w:b/>
+                <w:bCs/>
+                <w:sz w:val="21"/>
+                <w:szCs w:val="21"/>
+              </w:rPr>
+            </w:pPr>
+            <w:r>
+              <w:rPr>
+                <w:rFonts w:ascii="Arial" w:hAnsi="Arial" w:cs="Arial" w:eastAsia="Arial"/>
                 <w:b/>
                 <w:bCs/>
                 <w:sz w:val="21"/>
@@ -1418,7 +1418,7 @@
           <w:p>
             <w:pPr>
               <w:rPr>
-                <w:rFonts w:ascii="Arial" w:hAnsi="Arial" w:cs="Arial"/>
+                <w:rFonts w:ascii="Arial" w:hAnsi="Arial" w:cs="Arial" w:eastAsia="Arial"/>
                 <w:sz w:val="21"/>
                 <w:szCs w:val="21"/>
               </w:rPr>
@@ -1426,7 +1426,7 @@
             <w:proofErr w:type="spellStart"/>
             <w:r>
               <w:rPr>
-                <w:rFonts w:ascii="Arial" w:hAnsi="Arial" w:cs="Arial"/>
+                <w:rFonts w:ascii="Arial" w:hAnsi="Arial" w:cs="Arial" w:eastAsia="Arial"/>
                 <w:sz w:val="21"/>
                 <w:szCs w:val="21"/>
               </w:rPr>
@@ -1435,7 +1435,7 @@
             <w:proofErr w:type="spellEnd"/>
             <w:r>
               <w:rPr>
-                <w:rFonts w:ascii="Arial" w:hAnsi="Arial" w:cs="Arial"/>
+                <w:rFonts w:ascii="Arial" w:hAnsi="Arial" w:cs="Arial" w:eastAsia="Arial"/>
                 <w:sz w:val="21"/>
                 <w:szCs w:val="21"/>
               </w:rPr>
@@ -1462,16 +1462,16 @@
             <w:pPr>
               <w:ind w:left="3"/>
               <w:rPr>
-                <w:rFonts w:ascii="Arial" w:hAnsi="Arial" w:cs="Arial"/>
-                <w:b/>
-                <w:bCs/>
-                <w:sz w:val="21"/>
-                <w:szCs w:val="21"/>
-              </w:rPr>
-            </w:pPr>
-            <w:r>
-              <w:rPr>
-                <w:rFonts w:ascii="Arial" w:hAnsi="Arial" w:cs="Arial"/>
+                <w:rFonts w:ascii="Arial" w:hAnsi="Arial" w:cs="Arial" w:eastAsia="Arial"/>
+                <w:b/>
+                <w:bCs/>
+                <w:sz w:val="21"/>
+                <w:szCs w:val="21"/>
+              </w:rPr>
+            </w:pPr>
+            <w:r>
+              <w:rPr>
+                <w:rFonts w:ascii="Arial" w:hAnsi="Arial" w:cs="Arial" w:eastAsia="Arial"/>
                 <w:b/>
                 <w:bCs/>
                 <w:sz w:val="21"/>
@@ -1494,7 +1494,7 @@
           <w:p>
             <w:pPr>
               <w:rPr>
-                <w:rFonts w:ascii="Arial" w:hAnsi="Arial" w:cs="Arial"/>
+                <w:rFonts w:ascii="Arial" w:hAnsi="Arial" w:cs="Arial" w:eastAsia="Arial"/>
                 <w:sz w:val="21"/>
                 <w:szCs w:val="21"/>
               </w:rPr>
@@ -1502,7 +1502,7 @@
             <w:proofErr w:type="spellStart"/>
             <w:r>
               <w:rPr>
-                <w:rFonts w:ascii="Arial" w:hAnsi="Arial" w:cs="Arial"/>
+                <w:rFonts w:ascii="Arial" w:hAnsi="Arial" w:cs="Arial" w:eastAsia="Arial"/>
                 <w:sz w:val="21"/>
                 <w:szCs w:val="21"/>
               </w:rPr>
@@ -1511,7 +1511,7 @@
             <w:proofErr w:type="spellEnd"/>
             <w:r>
               <w:rPr>
-                <w:rFonts w:ascii="Arial" w:hAnsi="Arial" w:cs="Arial"/>
+                <w:rFonts w:ascii="Arial" w:hAnsi="Arial" w:cs="Arial" w:eastAsia="Arial"/>
                 <w:sz w:val="21"/>
                 <w:szCs w:val="21"/>
               </w:rPr>
@@ -1538,16 +1538,16 @@
             <w:pPr>
               <w:ind w:left="3"/>
               <w:rPr>
-                <w:rFonts w:ascii="Arial" w:hAnsi="Arial" w:cs="Arial"/>
-                <w:b/>
-                <w:bCs/>
-                <w:sz w:val="21"/>
-                <w:szCs w:val="21"/>
-              </w:rPr>
-            </w:pPr>
-            <w:r>
-              <w:rPr>
-                <w:rFonts w:ascii="Arial" w:hAnsi="Arial" w:cs="Arial"/>
+                <w:rFonts w:ascii="Arial" w:hAnsi="Arial" w:cs="Arial" w:eastAsia="Arial"/>
+                <w:b/>
+                <w:bCs/>
+                <w:sz w:val="21"/>
+                <w:szCs w:val="21"/>
+              </w:rPr>
+            </w:pPr>
+            <w:r>
+              <w:rPr>
+                <w:rFonts w:ascii="Arial" w:hAnsi="Arial" w:cs="Arial" w:eastAsia="Arial"/>
                 <w:b/>
                 <w:bCs/>
                 <w:sz w:val="21"/>
@@ -1570,7 +1570,7 @@
           <w:p>
             <w:pPr>
               <w:rPr>
-                <w:rFonts w:ascii="Arial" w:hAnsi="Arial" w:cs="Arial"/>
+                <w:rFonts w:ascii="Arial" w:hAnsi="Arial" w:cs="Arial" w:eastAsia="Arial"/>
                 <w:sz w:val="21"/>
                 <w:szCs w:val="21"/>
               </w:rPr>
@@ -1578,7 +1578,7 @@
             <w:proofErr w:type="spellStart"/>
             <w:r>
               <w:rPr>
-                <w:rFonts w:ascii="Arial" w:hAnsi="Arial" w:cs="Arial"/>
+                <w:rFonts w:ascii="Arial" w:hAnsi="Arial" w:cs="Arial" w:eastAsia="Arial"/>
                 <w:sz w:val="21"/>
                 <w:szCs w:val="21"/>
               </w:rPr>
@@ -1587,7 +1587,7 @@
             <w:proofErr w:type="spellEnd"/>
             <w:r>
               <w:rPr>
-                <w:rFonts w:ascii="Arial" w:hAnsi="Arial" w:cs="Arial"/>
+                <w:rFonts w:ascii="Arial" w:hAnsi="Arial" w:cs="Arial" w:eastAsia="Arial"/>
                 <w:sz w:val="21"/>
                 <w:szCs w:val="21"/>
               </w:rPr>
@@ -1614,16 +1614,16 @@
             <w:pPr>
               <w:ind w:left="3"/>
               <w:rPr>
-                <w:rFonts w:ascii="Arial" w:hAnsi="Arial" w:cs="Arial"/>
-                <w:b/>
-                <w:bCs/>
-                <w:sz w:val="21"/>
-                <w:szCs w:val="21"/>
-              </w:rPr>
-            </w:pPr>
-            <w:r>
-              <w:rPr>
-                <w:rFonts w:ascii="Arial" w:hAnsi="Arial" w:cs="Arial"/>
+                <w:rFonts w:ascii="Arial" w:hAnsi="Arial" w:cs="Arial" w:eastAsia="Arial"/>
+                <w:b/>
+                <w:bCs/>
+                <w:sz w:val="21"/>
+                <w:szCs w:val="21"/>
+              </w:rPr>
+            </w:pPr>
+            <w:r>
+              <w:rPr>
+                <w:rFonts w:ascii="Arial" w:hAnsi="Arial" w:cs="Arial" w:eastAsia="Arial"/>
                 <w:b/>
                 <w:bCs/>
                 <w:sz w:val="21"/>
@@ -1647,7 +1647,7 @@
           <w:p>
             <w:pPr>
               <w:rPr>
-                <w:rFonts w:ascii="Arial" w:hAnsi="Arial" w:cs="Arial"/>
+                <w:rFonts w:ascii="Arial" w:hAnsi="Arial" w:cs="Arial" w:eastAsia="Arial"/>
                 <w:sz w:val="21"/>
                 <w:szCs w:val="21"/>
               </w:rPr>
@@ -1655,7 +1655,7 @@
             <w:proofErr w:type="spellStart"/>
             <w:r>
               <w:rPr>
-                <w:rFonts w:ascii="Arial" w:hAnsi="Arial" w:cs="Arial"/>
+                <w:rFonts w:ascii="Arial" w:hAnsi="Arial" w:cs="Arial" w:eastAsia="Arial"/>
                 <w:sz w:val="21"/>
                 <w:szCs w:val="21"/>
               </w:rPr>
@@ -1664,7 +1664,7 @@
             <w:proofErr w:type="spellEnd"/>
             <w:r>
               <w:rPr>
-                <w:rFonts w:ascii="Arial" w:hAnsi="Arial" w:cs="Arial"/>
+                <w:rFonts w:ascii="Arial" w:hAnsi="Arial" w:cs="Arial" w:eastAsia="Arial"/>
                 <w:sz w:val="21"/>
                 <w:szCs w:val="21"/>
               </w:rPr>
@@ -1691,16 +1691,16 @@
             <w:pPr>
               <w:ind w:left="3"/>
               <w:rPr>
-                <w:rFonts w:ascii="Arial" w:hAnsi="Arial" w:cs="Arial"/>
-                <w:b/>
-                <w:bCs/>
-                <w:sz w:val="21"/>
-                <w:szCs w:val="21"/>
-              </w:rPr>
-            </w:pPr>
-            <w:r>
-              <w:rPr>
-                <w:rFonts w:ascii="Arial" w:hAnsi="Arial" w:cs="Arial"/>
+                <w:rFonts w:ascii="Arial" w:hAnsi="Arial" w:cs="Arial" w:eastAsia="Arial"/>
+                <w:b/>
+                <w:bCs/>
+                <w:sz w:val="21"/>
+                <w:szCs w:val="21"/>
+              </w:rPr>
+            </w:pPr>
+            <w:r>
+              <w:rPr>
+                <w:rFonts w:ascii="Arial" w:hAnsi="Arial" w:cs="Arial" w:eastAsia="Arial"/>
                 <w:b/>
                 <w:bCs/>
                 <w:sz w:val="21"/>
@@ -1723,7 +1723,7 @@
           <w:p>
             <w:pPr>
               <w:rPr>
-                <w:rFonts w:ascii="Arial" w:hAnsi="Arial" w:cs="Arial"/>
+                <w:rFonts w:ascii="Arial" w:hAnsi="Arial" w:cs="Arial" w:eastAsia="Arial"/>
                 <w:sz w:val="21"/>
                 <w:szCs w:val="21"/>
               </w:rPr>
@@ -1731,7 +1731,7 @@
             <w:proofErr w:type="spellStart"/>
             <w:r>
               <w:rPr>
-                <w:rFonts w:ascii="Arial" w:hAnsi="Arial" w:cs="Arial"/>
+                <w:rFonts w:ascii="Arial" w:hAnsi="Arial" w:cs="Arial" w:eastAsia="Arial"/>
                 <w:sz w:val="21"/>
                 <w:szCs w:val="21"/>
               </w:rPr>
@@ -1740,7 +1740,7 @@
             <w:proofErr w:type="spellEnd"/>
             <w:r>
               <w:rPr>
-                <w:rFonts w:ascii="Arial" w:hAnsi="Arial" w:cs="Arial"/>
+                <w:rFonts w:ascii="Arial" w:hAnsi="Arial" w:cs="Arial" w:eastAsia="Arial"/>
                 <w:sz w:val="21"/>
                 <w:szCs w:val="21"/>
               </w:rPr>
@@ -1749,7 +1749,7 @@
             <w:proofErr w:type="gramStart"/>
             <w:r>
               <w:rPr>
-                <w:rFonts w:ascii="Arial" w:hAnsi="Arial" w:cs="Arial"/>
+                <w:rFonts w:ascii="Arial" w:hAnsi="Arial" w:cs="Arial" w:eastAsia="Arial"/>
                 <w:sz w:val="21"/>
                 <w:szCs w:val="21"/>
               </w:rPr>
@@ -1758,7 +1758,7 @@
             <w:proofErr w:type="gramEnd"/>
             <w:r>
               <w:rPr>
-                <w:rFonts w:ascii="Arial" w:hAnsi="Arial" w:cs="Arial"/>
+                <w:rFonts w:ascii="Arial" w:hAnsi="Arial" w:cs="Arial" w:eastAsia="Arial"/>
                 <w:sz w:val="21"/>
                 <w:szCs w:val="21"/>
               </w:rPr>
@@ -1785,16 +1785,16 @@
             <w:pPr>
               <w:ind w:left="3"/>
               <w:rPr>
-                <w:rFonts w:ascii="Arial" w:hAnsi="Arial" w:cs="Arial"/>
-                <w:b/>
-                <w:bCs/>
-                <w:sz w:val="21"/>
-                <w:szCs w:val="21"/>
-              </w:rPr>
-            </w:pPr>
-            <w:r>
-              <w:rPr>
-                <w:rFonts w:ascii="Arial" w:hAnsi="Arial" w:cs="Arial"/>
+                <w:rFonts w:ascii="Arial" w:hAnsi="Arial" w:cs="Arial" w:eastAsia="Arial"/>
+                <w:b/>
+                <w:bCs/>
+                <w:sz w:val="21"/>
+                <w:szCs w:val="21"/>
+              </w:rPr>
+            </w:pPr>
+            <w:r>
+              <w:rPr>
+                <w:rFonts w:ascii="Arial" w:hAnsi="Arial" w:cs="Arial" w:eastAsia="Arial"/>
                 <w:b/>
                 <w:bCs/>
                 <w:sz w:val="21"/>
@@ -1817,7 +1817,7 @@
           <w:p>
             <w:pPr>
               <w:rPr>
-                <w:rFonts w:ascii="Arial" w:hAnsi="Arial" w:cs="Arial"/>
+                <w:rFonts w:ascii="Arial" w:hAnsi="Arial" w:cs="Arial" w:eastAsia="Arial"/>
                 <w:sz w:val="21"/>
                 <w:szCs w:val="21"/>
               </w:rPr>
@@ -1825,7 +1825,7 @@
             <w:proofErr w:type="spellStart"/>
             <w:r>
               <w:rPr>
-                <w:rFonts w:ascii="Arial" w:hAnsi="Arial" w:cs="Arial"/>
+                <w:rFonts w:ascii="Arial" w:hAnsi="Arial" w:cs="Arial" w:eastAsia="Arial"/>
                 <w:sz w:val="21"/>
                 <w:szCs w:val="21"/>
               </w:rPr>
@@ -1834,7 +1834,7 @@
             <w:proofErr w:type="spellEnd"/>
             <w:r>
               <w:rPr>
-                <w:rFonts w:ascii="Arial" w:hAnsi="Arial" w:cs="Arial"/>
+                <w:rFonts w:ascii="Arial" w:hAnsi="Arial" w:cs="Arial" w:eastAsia="Arial"/>
                 <w:sz w:val="21"/>
                 <w:szCs w:val="21"/>
               </w:rPr>
@@ -1861,16 +1861,16 @@
             <w:pPr>
               <w:ind w:left="3"/>
               <w:rPr>
-                <w:rFonts w:ascii="Arial" w:hAnsi="Arial" w:cs="Arial"/>
-                <w:b/>
-                <w:bCs/>
-                <w:sz w:val="21"/>
-                <w:szCs w:val="21"/>
-              </w:rPr>
-            </w:pPr>
-            <w:r>
-              <w:rPr>
-                <w:rFonts w:ascii="Arial" w:hAnsi="Arial" w:cs="Arial"/>
+                <w:rFonts w:ascii="Arial" w:hAnsi="Arial" w:cs="Arial" w:eastAsia="Arial"/>
+                <w:b/>
+                <w:bCs/>
+                <w:sz w:val="21"/>
+                <w:szCs w:val="21"/>
+              </w:rPr>
+            </w:pPr>
+            <w:r>
+              <w:rPr>
+                <w:rFonts w:ascii="Arial" w:hAnsi="Arial" w:cs="Arial" w:eastAsia="Arial"/>
                 <w:b/>
                 <w:bCs/>
                 <w:sz w:val="21"/>
@@ -1893,14 +1893,14 @@
           <w:p>
             <w:pPr>
               <w:rPr>
-                <w:rFonts w:ascii="Arial" w:hAnsi="Arial" w:cs="Arial"/>
-                <w:sz w:val="21"/>
-                <w:szCs w:val="21"/>
-              </w:rPr>
-            </w:pPr>
-            <w:r>
-              <w:rPr>
-                <w:rFonts w:ascii="Arial" w:hAnsi="Arial" w:cs="Arial"/>
+                <w:rFonts w:ascii="Arial" w:hAnsi="Arial" w:cs="Arial" w:eastAsia="Arial"/>
+                <w:sz w:val="21"/>
+                <w:szCs w:val="21"/>
+              </w:rPr>
+            </w:pPr>
+            <w:r>
+              <w:rPr>
+                <w:rFonts w:ascii="Arial" w:hAnsi="Arial" w:cs="Arial" w:eastAsia="Arial"/>
                 <w:sz w:val="21"/>
                 <w:szCs w:val="21"/>
               </w:rPr>
@@ -1927,16 +1927,16 @@
             <w:pPr>
               <w:ind w:left="3"/>
               <w:rPr>
-                <w:rFonts w:ascii="Arial" w:hAnsi="Arial" w:cs="Arial"/>
-                <w:b/>
-                <w:bCs/>
-                <w:sz w:val="21"/>
-                <w:szCs w:val="21"/>
-              </w:rPr>
-            </w:pPr>
-            <w:r>
-              <w:rPr>
-                <w:rFonts w:ascii="Arial" w:hAnsi="Arial" w:cs="Arial"/>
+                <w:rFonts w:ascii="Arial" w:hAnsi="Arial" w:cs="Arial" w:eastAsia="Arial"/>
+                <w:b/>
+                <w:bCs/>
+                <w:sz w:val="21"/>
+                <w:szCs w:val="21"/>
+              </w:rPr>
+            </w:pPr>
+            <w:r>
+              <w:rPr>
+                <w:rFonts w:ascii="Arial" w:hAnsi="Arial" w:cs="Arial" w:eastAsia="Arial"/>
                 <w:b/>
                 <w:bCs/>
                 <w:sz w:val="21"/>
@@ -1959,14 +1959,14 @@
           <w:p>
             <w:pPr>
               <w:rPr>
-                <w:rFonts w:ascii="Arial" w:hAnsi="Arial" w:cs="Arial"/>
-                <w:sz w:val="21"/>
-                <w:szCs w:val="21"/>
-              </w:rPr>
-            </w:pPr>
-            <w:r>
-              <w:rPr>
-                <w:rFonts w:ascii="Arial" w:hAnsi="Arial" w:cs="Arial"/>
+                <w:rFonts w:ascii="Arial" w:hAnsi="Arial" w:cs="Arial" w:eastAsia="Arial"/>
+                <w:sz w:val="21"/>
+                <w:szCs w:val="21"/>
+              </w:rPr>
+            </w:pPr>
+            <w:r>
+              <w:rPr>
+                <w:rFonts w:ascii="Arial" w:hAnsi="Arial" w:cs="Arial" w:eastAsia="Arial"/>
                 <w:sz w:val="21"/>
                 <w:szCs w:val="21"/>
               </w:rPr>
@@ -1993,16 +1993,16 @@
             <w:pPr>
               <w:ind w:left="3"/>
               <w:rPr>
-                <w:rFonts w:ascii="Arial" w:hAnsi="Arial" w:cs="Arial"/>
-                <w:b/>
-                <w:bCs/>
-                <w:sz w:val="21"/>
-                <w:szCs w:val="21"/>
-              </w:rPr>
-            </w:pPr>
-            <w:r>
-              <w:rPr>
-                <w:rFonts w:ascii="Arial" w:hAnsi="Arial" w:cs="Arial"/>
+                <w:rFonts w:ascii="Arial" w:hAnsi="Arial" w:cs="Arial" w:eastAsia="Arial"/>
+                <w:b/>
+                <w:bCs/>
+                <w:sz w:val="21"/>
+                <w:szCs w:val="21"/>
+              </w:rPr>
+            </w:pPr>
+            <w:r>
+              <w:rPr>
+                <w:rFonts w:ascii="Arial" w:hAnsi="Arial" w:cs="Arial" w:eastAsia="Arial"/>
                 <w:b/>
                 <w:bCs/>
                 <w:sz w:val="21"/>
@@ -2026,14 +2026,14 @@
             <w:pPr>
               <w:spacing w:line="240" w:lineRule="auto"/>
               <w:rPr>
-                <w:rFonts w:ascii="Arial" w:hAnsi="Arial" w:cs="Arial"/>
-                <w:sz w:val="21"/>
-                <w:szCs w:val="21"/>
-              </w:rPr>
-            </w:pPr>
-            <w:r>
-              <w:rPr>
-                <w:rFonts w:ascii="Arial" w:hAnsi="Arial" w:cs="Arial"/>
+                <w:rFonts w:ascii="Arial" w:hAnsi="Arial" w:cs="Arial" w:eastAsia="Arial"/>
+                <w:sz w:val="21"/>
+                <w:szCs w:val="21"/>
+              </w:rPr>
+            </w:pPr>
+            <w:r>
+              <w:rPr>
+                <w:rFonts w:ascii="Arial" w:hAnsi="Arial" w:cs="Arial" w:eastAsia="Arial"/>
                 <w:sz w:val="21"/>
                 <w:szCs w:val="21"/>
               </w:rPr>
@@ -2059,10 +2059,10 @@
   <w:docDefaults>
     <w:rPrDefault>
       <w:rPr>
-        <w:rFonts w:asciiTheme="minorHAnsi" w:eastAsiaTheme="minorHAnsi" w:hAnsiTheme="minorHAnsi" w:cstheme="minorBidi"/>
+        <w:rFonts w:ascii="Arial" w:hAnsi="Arial" w:cs="Arial" w:eastAsia="Arial"/>
         <w:kern w:val="2"/>
-        <w:sz w:val="24"/>
-        <w:szCs w:val="24"/>
+        <w:sz w:val="21"/>
+        <w:szCs w:val="21"/>
         <w:lang w:val="en-IN" w:eastAsia="en-US" w:bidi="ar-SA"/>
         <w14:ligatures w14:val="standardContextual"/>
       </w:rPr>
@@ -2459,9 +2459,9 @@
       <w:spacing w:line="259" w:lineRule="auto"/>
     </w:pPr>
     <w:rPr>
-      <w:rFonts w:ascii="Calibri" w:eastAsia="Calibri" w:hAnsi="Calibri" w:cs="Calibri"/>
+      <w:rFonts w:ascii="Arial" w:hAnsi="Arial" w:cs="Arial" w:eastAsia="Arial"/>
       <w:color w:val="000000"/>
-      <w:sz w:val="22"/>
+      <w:sz w:val="21"/>
       <w:lang w:eastAsia="en-IN"/>
     </w:rPr>
   </w:style>
@@ -2480,10 +2480,10 @@
       <w:outlineLvl w:val="0"/>
     </w:pPr>
     <w:rPr>
-      <w:rFonts w:asciiTheme="majorHAnsi" w:eastAsiaTheme="majorEastAsia" w:hAnsiTheme="majorHAnsi" w:cstheme="majorBidi"/>
+      <w:rFonts w:ascii="Arial" w:hAnsi="Arial" w:cs="Arial" w:eastAsia="Arial"/>
       <w:color w:val="0F4761" w:themeColor="accent1" w:themeShade="BF"/>
-      <w:sz w:val="40"/>
-      <w:szCs w:val="40"/>
+      <w:sz w:val="21"/>
+      <w:szCs w:val="21"/>
       <w:lang w:eastAsia="en-US"/>
     </w:rPr>
   </w:style>
@@ -2504,10 +2504,10 @@
       <w:outlineLvl w:val="1"/>
     </w:pPr>
     <w:rPr>
-      <w:rFonts w:asciiTheme="majorHAnsi" w:eastAsiaTheme="majorEastAsia" w:hAnsiTheme="majorHAnsi" w:cstheme="majorBidi"/>
+      <w:rFonts w:ascii="Arial" w:hAnsi="Arial" w:cs="Arial" w:eastAsia="Arial"/>
       <w:color w:val="0F4761" w:themeColor="accent1" w:themeShade="BF"/>
-      <w:sz w:val="32"/>
-      <w:szCs w:val="32"/>
+      <w:sz w:val="21"/>
+      <w:szCs w:val="21"/>
       <w:lang w:eastAsia="en-US"/>
     </w:rPr>
   </w:style>
@@ -2528,10 +2528,10 @@
       <w:outlineLvl w:val="2"/>
     </w:pPr>
     <w:rPr>
-      <w:rFonts w:asciiTheme="minorHAnsi" w:eastAsiaTheme="majorEastAsia" w:hAnsiTheme="minorHAnsi" w:cstheme="majorBidi"/>
+      <w:rFonts w:ascii="Arial" w:hAnsi="Arial" w:cs="Arial" w:eastAsia="Arial"/>
       <w:color w:val="0F4761" w:themeColor="accent1" w:themeShade="BF"/>
-      <w:sz w:val="28"/>
-      <w:szCs w:val="28"/>
+      <w:sz w:val="21"/>
+      <w:szCs w:val="21"/>
       <w:lang w:eastAsia="en-US"/>
     </w:rPr>
   </w:style>
@@ -2552,11 +2552,11 @@
       <w:outlineLvl w:val="3"/>
     </w:pPr>
     <w:rPr>
-      <w:rFonts w:asciiTheme="minorHAnsi" w:eastAsiaTheme="majorEastAsia" w:hAnsiTheme="minorHAnsi" w:cstheme="majorBidi"/>
+      <w:rFonts w:ascii="Arial" w:hAnsi="Arial" w:cs="Arial" w:eastAsia="Arial"/>
       <w:i/>
       <w:iCs/>
       <w:color w:val="0F4761" w:themeColor="accent1" w:themeShade="BF"/>
-      <w:sz w:val="24"/>
+      <w:sz w:val="21"/>
       <w:lang w:eastAsia="en-US"/>
     </w:rPr>
   </w:style>
@@ -2577,9 +2577,9 @@
       <w:outlineLvl w:val="4"/>
     </w:pPr>
     <w:rPr>
-      <w:rFonts w:asciiTheme="minorHAnsi" w:eastAsiaTheme="majorEastAsia" w:hAnsiTheme="minorHAnsi" w:cstheme="majorBidi"/>
+      <w:rFonts w:ascii="Arial" w:hAnsi="Arial" w:cs="Arial" w:eastAsia="Arial"/>
       <w:color w:val="0F4761" w:themeColor="accent1" w:themeShade="BF"/>
-      <w:sz w:val="24"/>
+      <w:sz w:val="21"/>
       <w:lang w:eastAsia="en-US"/>
     </w:rPr>
   </w:style>
@@ -2600,11 +2600,11 @@
       <w:outlineLvl w:val="5"/>
     </w:pPr>
     <w:rPr>
-      <w:rFonts w:asciiTheme="minorHAnsi" w:eastAsiaTheme="majorEastAsia" w:hAnsiTheme="minorHAnsi" w:cstheme="majorBidi"/>
+      <w:rFonts w:ascii="Arial" w:hAnsi="Arial" w:cs="Arial" w:eastAsia="Arial"/>
       <w:i/>
       <w:iCs/>
       <w:color w:val="595959" w:themeColor="text1" w:themeTint="A6"/>
-      <w:sz w:val="24"/>
+      <w:sz w:val="21"/>
       <w:lang w:eastAsia="en-US"/>
     </w:rPr>
   </w:style>
@@ -2625,9 +2625,9 @@
       <w:outlineLvl w:val="6"/>
     </w:pPr>
     <w:rPr>
-      <w:rFonts w:asciiTheme="minorHAnsi" w:eastAsiaTheme="majorEastAsia" w:hAnsiTheme="minorHAnsi" w:cstheme="majorBidi"/>
+      <w:rFonts w:ascii="Arial" w:hAnsi="Arial" w:cs="Arial" w:eastAsia="Arial"/>
       <w:color w:val="595959" w:themeColor="text1" w:themeTint="A6"/>
-      <w:sz w:val="24"/>
+      <w:sz w:val="21"/>
       <w:lang w:eastAsia="en-US"/>
     </w:rPr>
   </w:style>
@@ -2648,11 +2648,11 @@
       <w:outlineLvl w:val="7"/>
     </w:pPr>
     <w:rPr>
-      <w:rFonts w:asciiTheme="minorHAnsi" w:eastAsiaTheme="majorEastAsia" w:hAnsiTheme="minorHAnsi" w:cstheme="majorBidi"/>
+      <w:rFonts w:ascii="Arial" w:hAnsi="Arial" w:cs="Arial" w:eastAsia="Arial"/>
       <w:i/>
       <w:iCs/>
       <w:color w:val="272727" w:themeColor="text1" w:themeTint="D8"/>
-      <w:sz w:val="24"/>
+      <w:sz w:val="21"/>
       <w:lang w:eastAsia="en-US"/>
     </w:rPr>
   </w:style>
@@ -2673,9 +2673,9 @@
       <w:outlineLvl w:val="8"/>
     </w:pPr>
     <w:rPr>
-      <w:rFonts w:asciiTheme="minorHAnsi" w:eastAsiaTheme="majorEastAsia" w:hAnsiTheme="minorHAnsi" w:cstheme="majorBidi"/>
+      <w:rFonts w:ascii="Arial" w:hAnsi="Arial" w:cs="Arial" w:eastAsia="Arial"/>
       <w:color w:val="272727" w:themeColor="text1" w:themeTint="D8"/>
-      <w:sz w:val="24"/>
+      <w:sz w:val="21"/>
       <w:lang w:eastAsia="en-US"/>
     </w:rPr>
   </w:style>
@@ -2713,10 +2713,10 @@
     <w:uiPriority w:val="9"/>
     <w:rsid w:val="00C44E90"/>
     <w:rPr>
-      <w:rFonts w:asciiTheme="majorHAnsi" w:eastAsiaTheme="majorEastAsia" w:hAnsiTheme="majorHAnsi" w:cstheme="majorBidi"/>
+      <w:rFonts w:ascii="Arial" w:hAnsi="Arial" w:cs="Arial" w:eastAsia="Arial"/>
       <w:color w:val="0F4761" w:themeColor="accent1" w:themeShade="BF"/>
-      <w:sz w:val="40"/>
-      <w:szCs w:val="40"/>
+      <w:sz w:val="21"/>
+      <w:szCs w:val="21"/>
     </w:rPr>
   </w:style>
   <w:style w:type="character" w:customStyle="1" w:styleId="Heading2Char">
@@ -2727,10 +2727,10 @@
     <w:semiHidden/>
     <w:rsid w:val="00C44E90"/>
     <w:rPr>
-      <w:rFonts w:asciiTheme="majorHAnsi" w:eastAsiaTheme="majorEastAsia" w:hAnsiTheme="majorHAnsi" w:cstheme="majorBidi"/>
+      <w:rFonts w:ascii="Arial" w:hAnsi="Arial" w:cs="Arial" w:eastAsia="Arial"/>
       <w:color w:val="0F4761" w:themeColor="accent1" w:themeShade="BF"/>
-      <w:sz w:val="32"/>
-      <w:szCs w:val="32"/>
+      <w:sz w:val="21"/>
+      <w:szCs w:val="21"/>
     </w:rPr>
   </w:style>
   <w:style w:type="character" w:customStyle="1" w:styleId="Heading3Char">
@@ -2741,10 +2741,10 @@
     <w:semiHidden/>
     <w:rsid w:val="00C44E90"/>
     <w:rPr>
-      <w:rFonts w:eastAsiaTheme="majorEastAsia" w:cstheme="majorBidi"/>
+      <w:rFonts w:ascii="Arial" w:hAnsi="Arial" w:cs="Arial" w:eastAsia="Arial"/>
       <w:color w:val="0F4761" w:themeColor="accent1" w:themeShade="BF"/>
-      <w:sz w:val="28"/>
-      <w:szCs w:val="28"/>
+      <w:sz w:val="21"/>
+      <w:szCs w:val="21"/>
     </w:rPr>
   </w:style>
   <w:style w:type="character" w:customStyle="1" w:styleId="Heading4Char">
@@ -2755,7 +2755,7 @@
     <w:semiHidden/>
     <w:rsid w:val="00C44E90"/>
     <w:rPr>
-      <w:rFonts w:eastAsiaTheme="majorEastAsia" w:cstheme="majorBidi"/>
+      <w:rFonts w:ascii="Arial" w:hAnsi="Arial" w:cs="Arial" w:eastAsia="Arial"/>
       <w:i/>
       <w:iCs/>
       <w:color w:val="0F4761" w:themeColor="accent1" w:themeShade="BF"/>
@@ -2769,7 +2769,7 @@
     <w:semiHidden/>
     <w:rsid w:val="00C44E90"/>
     <w:rPr>
-      <w:rFonts w:eastAsiaTheme="majorEastAsia" w:cstheme="majorBidi"/>
+      <w:rFonts w:ascii="Arial" w:hAnsi="Arial" w:cs="Arial" w:eastAsia="Arial"/>
       <w:color w:val="0F4761" w:themeColor="accent1" w:themeShade="BF"/>
     </w:rPr>
   </w:style>
@@ -2781,7 +2781,7 @@
     <w:semiHidden/>
     <w:rsid w:val="00C44E90"/>
     <w:rPr>
-      <w:rFonts w:eastAsiaTheme="majorEastAsia" w:cstheme="majorBidi"/>
+      <w:rFonts w:ascii="Arial" w:hAnsi="Arial" w:cs="Arial" w:eastAsia="Arial"/>
       <w:i/>
       <w:iCs/>
       <w:color w:val="595959" w:themeColor="text1" w:themeTint="A6"/>
@@ -2795,7 +2795,7 @@
     <w:semiHidden/>
     <w:rsid w:val="00C44E90"/>
     <w:rPr>
-      <w:rFonts w:eastAsiaTheme="majorEastAsia" w:cstheme="majorBidi"/>
+      <w:rFonts w:ascii="Arial" w:hAnsi="Arial" w:cs="Arial" w:eastAsia="Arial"/>
       <w:color w:val="595959" w:themeColor="text1" w:themeTint="A6"/>
     </w:rPr>
   </w:style>
@@ -2807,7 +2807,7 @@
     <w:semiHidden/>
     <w:rsid w:val="00C44E90"/>
     <w:rPr>
-      <w:rFonts w:eastAsiaTheme="majorEastAsia" w:cstheme="majorBidi"/>
+      <w:rFonts w:ascii="Arial" w:hAnsi="Arial" w:cs="Arial" w:eastAsia="Arial"/>
       <w:i/>
       <w:iCs/>
       <w:color w:val="272727" w:themeColor="text1" w:themeTint="D8"/>
@@ -2821,7 +2821,7 @@
     <w:semiHidden/>
     <w:rsid w:val="00C44E90"/>
     <w:rPr>
-      <w:rFonts w:eastAsiaTheme="majorEastAsia" w:cstheme="majorBidi"/>
+      <w:rFonts w:ascii="Arial" w:hAnsi="Arial" w:cs="Arial" w:eastAsia="Arial"/>
       <w:color w:val="272727" w:themeColor="text1" w:themeTint="D8"/>
     </w:rPr>
   </w:style>
@@ -2838,12 +2838,12 @@
       <w:contextualSpacing/>
     </w:pPr>
     <w:rPr>
-      <w:rFonts w:asciiTheme="majorHAnsi" w:eastAsiaTheme="majorEastAsia" w:hAnsiTheme="majorHAnsi" w:cstheme="majorBidi"/>
+      <w:rFonts w:ascii="Arial" w:hAnsi="Arial" w:cs="Arial" w:eastAsia="Arial"/>
       <w:color w:val="auto"/>
       <w:spacing w:val="-10"/>
       <w:kern w:val="28"/>
-      <w:sz w:val="56"/>
-      <w:szCs w:val="56"/>
+      <w:sz w:val="21"/>
+      <w:szCs w:val="21"/>
       <w:lang w:eastAsia="en-US"/>
     </w:rPr>
   </w:style>
@@ -2854,11 +2854,11 @@
     <w:uiPriority w:val="10"/>
     <w:rsid w:val="00C44E90"/>
     <w:rPr>
-      <w:rFonts w:asciiTheme="majorHAnsi" w:eastAsiaTheme="majorEastAsia" w:hAnsiTheme="majorHAnsi" w:cstheme="majorBidi"/>
+      <w:rFonts w:ascii="Arial" w:hAnsi="Arial" w:cs="Arial" w:eastAsia="Arial"/>
       <w:spacing w:val="-10"/>
       <w:kern w:val="28"/>
-      <w:sz w:val="56"/>
-      <w:szCs w:val="56"/>
+      <w:sz w:val="21"/>
+      <w:szCs w:val="21"/>
     </w:rPr>
   </w:style>
   <w:style w:type="paragraph" w:styleId="Subtitle">
@@ -2876,11 +2876,11 @@
       <w:spacing w:line="278" w:lineRule="auto"/>
     </w:pPr>
     <w:rPr>
-      <w:rFonts w:asciiTheme="minorHAnsi" w:eastAsiaTheme="majorEastAsia" w:hAnsiTheme="minorHAnsi" w:cstheme="majorBidi"/>
+      <w:rFonts w:ascii="Arial" w:hAnsi="Arial" w:cs="Arial" w:eastAsia="Arial"/>
       <w:color w:val="595959" w:themeColor="text1" w:themeTint="A6"/>
       <w:spacing w:val="15"/>
-      <w:sz w:val="28"/>
-      <w:szCs w:val="28"/>
+      <w:sz w:val="21"/>
+      <w:szCs w:val="21"/>
       <w:lang w:eastAsia="en-US"/>
     </w:rPr>
   </w:style>
@@ -2891,11 +2891,11 @@
     <w:uiPriority w:val="11"/>
     <w:rsid w:val="00C44E90"/>
     <w:rPr>
-      <w:rFonts w:eastAsiaTheme="majorEastAsia" w:cstheme="majorBidi"/>
+      <w:rFonts w:ascii="Arial" w:hAnsi="Arial" w:cs="Arial" w:eastAsia="Arial"/>
       <w:color w:val="595959" w:themeColor="text1" w:themeTint="A6"/>
       <w:spacing w:val="15"/>
-      <w:sz w:val="28"/>
-      <w:szCs w:val="28"/>
+      <w:sz w:val="21"/>
+      <w:szCs w:val="21"/>
     </w:rPr>
   </w:style>
   <w:style w:type="paragraph" w:styleId="Quote">
@@ -2911,11 +2911,11 @@
       <w:jc w:val="center"/>
     </w:pPr>
     <w:rPr>
-      <w:rFonts w:asciiTheme="minorHAnsi" w:eastAsiaTheme="minorHAnsi" w:hAnsiTheme="minorHAnsi" w:cstheme="minorBidi"/>
+      <w:rFonts w:ascii="Arial" w:hAnsi="Arial" w:cs="Arial" w:eastAsia="Arial"/>
       <w:i/>
       <w:iCs/>
       <w:color w:val="404040" w:themeColor="text1" w:themeTint="BF"/>
-      <w:sz w:val="24"/>
+      <w:sz w:val="21"/>
       <w:lang w:eastAsia="en-US"/>
     </w:rPr>
   </w:style>
@@ -2943,9 +2943,9 @@
       <w:contextualSpacing/>
     </w:pPr>
     <w:rPr>
-      <w:rFonts w:asciiTheme="minorHAnsi" w:eastAsiaTheme="minorHAnsi" w:hAnsiTheme="minorHAnsi" w:cstheme="minorBidi"/>
+      <w:rFonts w:ascii="Arial" w:hAnsi="Arial" w:cs="Arial" w:eastAsia="Arial"/>
       <w:color w:val="auto"/>
-      <w:sz w:val="24"/>
+      <w:sz w:val="21"/>
       <w:lang w:eastAsia="en-US"/>
     </w:rPr>
   </w:style>
@@ -2979,11 +2979,11 @@
       <w:jc w:val="center"/>
     </w:pPr>
     <w:rPr>
-      <w:rFonts w:asciiTheme="minorHAnsi" w:eastAsiaTheme="minorHAnsi" w:hAnsiTheme="minorHAnsi" w:cstheme="minorBidi"/>
+      <w:rFonts w:ascii="Arial" w:hAnsi="Arial" w:cs="Arial" w:eastAsia="Arial"/>
       <w:i/>
       <w:iCs/>
       <w:color w:val="0F4761" w:themeColor="accent1" w:themeShade="BF"/>
-      <w:sz w:val="24"/>
+      <w:sz w:val="21"/>
       <w:lang w:eastAsia="en-US"/>
     </w:rPr>
   </w:style>
@@ -3020,7 +3020,7 @@
       <w:spacing w:after="0" w:line="240" w:lineRule="auto"/>
     </w:pPr>
     <w:rPr>
-      <w:rFonts w:eastAsiaTheme="minorEastAsia"/>
+      <w:rFonts w:ascii="Arial" w:hAnsi="Arial" w:cs="Arial" w:eastAsia="Arial"/>
       <w:lang w:eastAsia="en-IN"/>
     </w:rPr>
     <w:tblPr>
